--- a/知识点专题/000函数/01具体函数与抽象函数生.docx
+++ b/知识点专题/000函数/01具体函数与抽象函数生.docx
@@ -138,31 +138,18 @@
         <w:jc w:val="left"/>
         <w:textAlignment w:val="center"/>
         <w:rPr>
+          <w:color w:val="000000"/>
+        </w:rPr>
+      </w:pPr>
+      <w:r>
+        <w:rPr>
           <w:rFonts w:hint="eastAsia" w:ascii="Times New Roman" w:hAnsi="Times New Roman" w:eastAsia="宋体" w:cs="Times New Roman"/>
           <w:b/>
           <w:color w:val="0070C0"/>
           <w:lang w:val="en-US" w:eastAsia="zh-CN"/>
         </w:rPr>
-      </w:pPr>
-      <w:r>
-        <w:rPr>
-          <w:rFonts w:hint="eastAsia" w:ascii="Times New Roman" w:hAnsi="Times New Roman" w:eastAsia="宋体" w:cs="Times New Roman"/>
-          <w:b/>
-          <w:color w:val="0070C0"/>
-          <w:lang w:val="en-US" w:eastAsia="zh-CN"/>
-        </w:rPr>
-        <w:t>例1-23新高考二卷</w:t>
-      </w:r>
-    </w:p>
-    <w:p>
-      <w:pPr>
-        <w:spacing w:line="360" w:lineRule="auto"/>
-        <w:jc w:val="left"/>
-        <w:textAlignment w:val="center"/>
-        <w:rPr>
-          <w:color w:val="000000"/>
-        </w:rPr>
-      </w:pPr>
+        <w:t>例1</w:t>
+      </w:r>
       <w:r>
         <w:rPr>
           <w:rFonts w:ascii="宋体" w:hAnsi="宋体" w:eastAsia="宋体" w:cs="宋体"/>
@@ -459,6 +446,16 @@
           <w:lang w:val="en-US" w:eastAsia="zh-CN"/>
         </w:rPr>
       </w:pPr>
+    </w:p>
+    <w:p>
+      <w:pPr>
+        <w:spacing w:line="360" w:lineRule="auto"/>
+        <w:jc w:val="left"/>
+        <w:textAlignment w:val="center"/>
+        <w:rPr>
+          <w:color w:val="000000"/>
+        </w:rPr>
+      </w:pPr>
       <w:r>
         <w:rPr>
           <w:rFonts w:hint="eastAsia" w:ascii="Times New Roman" w:hAnsi="Times New Roman" w:eastAsia="宋体" w:cs="Times New Roman"/>
@@ -466,18 +463,8 @@
           <w:color w:val="0070C0"/>
           <w:lang w:val="en-US" w:eastAsia="zh-CN"/>
         </w:rPr>
-        <w:t>例2-23天津卷</w:t>
-      </w:r>
-    </w:p>
-    <w:p>
-      <w:pPr>
-        <w:spacing w:line="360" w:lineRule="auto"/>
-        <w:jc w:val="both"/>
-        <w:textAlignment w:val="center"/>
-        <w:rPr>
-          <w:color w:val="000000"/>
-        </w:rPr>
-      </w:pPr>
+        <w:t>例2</w:t>
+      </w:r>
       <w:r>
         <w:rPr>
           <w:color w:val="000000"/>
@@ -1245,6 +1232,19 @@
           <w:lang w:val="en-US" w:eastAsia="zh-CN"/>
         </w:rPr>
       </w:pPr>
+    </w:p>
+    <w:p>
+      <w:pPr>
+        <w:spacing w:line="360" w:lineRule="auto"/>
+        <w:jc w:val="left"/>
+        <w:textAlignment w:val="center"/>
+        <w:rPr>
+          <w:rFonts w:hint="eastAsia" w:ascii="Times New Roman" w:hAnsi="Times New Roman" w:eastAsia="宋体" w:cs="Times New Roman"/>
+          <w:b/>
+          <w:color w:val="0070C0"/>
+          <w:lang w:val="en-US" w:eastAsia="zh-CN"/>
+        </w:rPr>
+      </w:pPr>
       <w:r>
         <w:rPr>
           <w:rFonts w:hint="eastAsia" w:ascii="Times New Roman" w:hAnsi="Times New Roman" w:eastAsia="宋体" w:cs="Times New Roman"/>
@@ -1328,7 +1328,7 @@
           <w:color w:val="0070C0"/>
           <w:lang w:val="en-US" w:eastAsia="zh-CN"/>
         </w:rPr>
-        <w:t>例4-2023珠海高二下期末</w:t>
+        <w:t>例4</w:t>
       </w:r>
     </w:p>
     <w:p>
@@ -1419,7 +1419,7 @@
           <w:color w:val="0070C0"/>
           <w:lang w:val="en-US" w:eastAsia="zh-CN"/>
         </w:rPr>
-        <w:t>例题5-24年青岛58中一模</w:t>
+        <w:t>例5</w:t>
       </w:r>
     </w:p>
     <w:p>
@@ -3253,8 +3253,7 @@
         <w:jc w:val="left"/>
         <w:textAlignment w:val="center"/>
         <w:rPr>
-          <w:rFonts w:hint="default" w:ascii="Times New Roman" w:hAnsi="Times New Roman" w:cs="Times New Roman"/>
-          <w:lang w:val="en-US" w:eastAsia="zh-CN"/>
+          <w:color w:val="000000"/>
         </w:rPr>
       </w:pPr>
       <w:r>
@@ -3264,7 +3263,285 @@
           <w:color w:val="0070C0"/>
           <w:lang w:val="en-US" w:eastAsia="zh-CN"/>
         </w:rPr>
-        <w:t>1周期性                         2对称性</w:t>
+        <w:t>例1</w:t>
+      </w:r>
+      <w:r>
+        <w:rPr>
+          <w:rFonts w:hint="eastAsia"/>
+          <w:color w:val="000000"/>
+        </w:rPr>
+        <w:t>已知函数</w:t>
+      </w:r>
+      <w:r>
+        <w:rPr>
+          <w:color w:val="000000"/>
+          <w:position w:val="-10"/>
+          <w:szCs w:val="24"/>
+        </w:rPr>
+        <w:object>
+          <v:shape id="_x0000_i1076" o:spt="75" type="#_x0000_t75" style="height:15.7pt;width:27pt;" o:ole="t" filled="f" o:preferrelative="t" stroked="f" coordsize="21600,21600">
+            <v:path/>
+            <v:fill on="f" focussize="0,0"/>
+            <v:stroke on="f"/>
+            <v:imagedata r:id="rId108" o:title=""/>
+            <o:lock v:ext="edit" aspectratio="t"/>
+            <w10:wrap type="none"/>
+            <w10:anchorlock/>
+          </v:shape>
+          <o:OLEObject Type="Embed" ProgID="Equation.DSMT4" ShapeID="_x0000_i1076" DrawAspect="Content" ObjectID="_1468075776" r:id="rId107">
+            <o:LockedField>false</o:LockedField>
+          </o:OLEObject>
+        </w:object>
+      </w:r>
+      <w:r>
+        <w:rPr>
+          <w:rFonts w:hint="eastAsia"/>
+          <w:color w:val="000000"/>
+        </w:rPr>
+        <w:t>的定义域为</w:t>
+      </w:r>
+      <w:r>
+        <w:rPr>
+          <w:color w:val="000000"/>
+          <w:position w:val="-4"/>
+          <w:szCs w:val="24"/>
+        </w:rPr>
+        <w:object>
+          <v:shape id="_x0000_i1077" o:spt="75" type="#_x0000_t75" style="height:12pt;width:12.75pt;" o:ole="t" filled="f" o:preferrelative="t" stroked="f" coordsize="21600,21600">
+            <v:path/>
+            <v:fill on="f" focussize="0,0"/>
+            <v:stroke on="f"/>
+            <v:imagedata r:id="rId110" o:title=""/>
+            <o:lock v:ext="edit" aspectratio="t"/>
+            <w10:wrap type="none"/>
+            <w10:anchorlock/>
+          </v:shape>
+          <o:OLEObject Type="Embed" ProgID="Equation.DSMT4" ShapeID="_x0000_i1077" DrawAspect="Content" ObjectID="_1468075777" r:id="rId109">
+            <o:LockedField>false</o:LockedField>
+          </o:OLEObject>
+        </w:object>
+      </w:r>
+      <w:r>
+        <w:rPr>
+          <w:rFonts w:hint="eastAsia"/>
+          <w:color w:val="000000"/>
+        </w:rPr>
+        <w:t>，</w:t>
+      </w:r>
+      <w:r>
+        <w:rPr>
+          <w:color w:val="000000"/>
+          <w:position w:val="-10"/>
+          <w:szCs w:val="24"/>
+        </w:rPr>
+        <w:object>
+          <v:shape id="_x0000_i1078" o:spt="75" type="#_x0000_t75" style="height:15.7pt;width:44.95pt;" o:ole="t" filled="f" o:preferrelative="t" stroked="f" coordsize="21600,21600">
+            <v:path/>
+            <v:fill on="f" focussize="0,0"/>
+            <v:stroke on="f"/>
+            <v:imagedata r:id="rId112" o:title=""/>
+            <o:lock v:ext="edit" aspectratio="t"/>
+            <w10:wrap type="none"/>
+            <w10:anchorlock/>
+          </v:shape>
+          <o:OLEObject Type="Embed" ProgID="Equation.DSMT4" ShapeID="_x0000_i1078" DrawAspect="Content" ObjectID="_1468075778" r:id="rId111">
+            <o:LockedField>false</o:LockedField>
+          </o:OLEObject>
+        </w:object>
+      </w:r>
+      <w:r>
+        <w:rPr>
+          <w:rFonts w:hint="eastAsia"/>
+          <w:color w:val="000000"/>
+        </w:rPr>
+        <w:t>为偶函数，</w:t>
+      </w:r>
+      <w:r>
+        <w:rPr>
+          <w:color w:val="000000"/>
+          <w:position w:val="-10"/>
+          <w:szCs w:val="24"/>
+        </w:rPr>
+        <w:object>
+          <v:shape id="_x0000_i1079" o:spt="75" type="#_x0000_t75" style="height:15.7pt;width:48.75pt;" o:ole="t" filled="f" o:preferrelative="t" stroked="f" coordsize="21600,21600">
+            <v:path/>
+            <v:fill on="f" focussize="0,0"/>
+            <v:stroke on="f"/>
+            <v:imagedata r:id="rId114" o:title=""/>
+            <o:lock v:ext="edit" aspectratio="t"/>
+            <w10:wrap type="none"/>
+            <w10:anchorlock/>
+          </v:shape>
+          <o:OLEObject Type="Embed" ProgID="Equation.DSMT4" ShapeID="_x0000_i1079" DrawAspect="Content" ObjectID="_1468075779" r:id="rId113">
+            <o:LockedField>false</o:LockedField>
+          </o:OLEObject>
+        </w:object>
+      </w:r>
+      <w:r>
+        <w:rPr>
+          <w:rFonts w:hint="eastAsia"/>
+          <w:color w:val="000000"/>
+        </w:rPr>
+        <w:t>为奇函数，则（</w:t>
+      </w:r>
+      <w:r>
+        <w:rPr>
+          <w:color w:val="000000"/>
+        </w:rPr>
+        <w:t xml:space="preserve">    </w:t>
+      </w:r>
+      <w:r>
+        <w:rPr>
+          <w:rFonts w:hint="eastAsia"/>
+          <w:color w:val="000000"/>
+        </w:rPr>
+        <w:t>）</w:t>
+      </w:r>
+    </w:p>
+    <w:p>
+      <w:pPr>
+        <w:spacing w:line="288" w:lineRule="auto"/>
+        <w:rPr>
+          <w:color w:val="000000"/>
+          <w:position w:val="-10"/>
+          <w:szCs w:val="24"/>
+        </w:rPr>
+      </w:pPr>
+      <w:r>
+        <w:rPr>
+          <w:color w:val="000000"/>
+        </w:rPr>
+        <w:t>A</w:t>
+      </w:r>
+      <w:r>
+        <w:rPr>
+          <w:rFonts w:hint="eastAsia"/>
+          <w:color w:val="000000"/>
+        </w:rPr>
+        <w:t>．</w:t>
+      </w:r>
+      <w:r>
+        <w:rPr>
+          <w:color w:val="000000"/>
+          <w:position w:val="-28"/>
+          <w:szCs w:val="24"/>
+        </w:rPr>
+        <w:object>
+          <v:shape id="_x0000_i1080" o:spt="75" type="#_x0000_t75" style="height:34.45pt;width:60pt;" o:ole="t" filled="f" o:preferrelative="t" stroked="f" coordsize="21600,21600">
+            <v:path/>
+            <v:fill on="f" focussize="0,0"/>
+            <v:stroke on="f"/>
+            <v:imagedata r:id="rId116" o:title=""/>
+            <o:lock v:ext="edit" aspectratio="t"/>
+            <w10:wrap type="none"/>
+            <w10:anchorlock/>
+          </v:shape>
+          <o:OLEObject Type="Embed" ProgID="Equation.DSMT4" ShapeID="_x0000_i1080" DrawAspect="Content" ObjectID="_1468075780" r:id="rId115">
+            <o:LockedField>false</o:LockedField>
+          </o:OLEObject>
+        </w:object>
+      </w:r>
+      <w:r>
+        <w:rPr>
+          <w:color w:val="000000"/>
+        </w:rPr>
+        <w:t xml:space="preserve">    B</w:t>
+      </w:r>
+      <w:r>
+        <w:rPr>
+          <w:rFonts w:hint="eastAsia"/>
+          <w:color w:val="000000"/>
+        </w:rPr>
+        <w:t>．</w:t>
+      </w:r>
+      <w:r>
+        <w:rPr>
+          <w:color w:val="000000"/>
+          <w:position w:val="-10"/>
+          <w:szCs w:val="24"/>
+        </w:rPr>
+        <w:object>
+          <v:shape id="_x0000_i1081" o:spt="75" type="#_x0000_t75" style="height:15.7pt;width:51pt;" o:ole="t" filled="f" o:preferrelative="t" stroked="f" coordsize="21600,21600">
+            <v:path/>
+            <v:fill on="f" focussize="0,0"/>
+            <v:stroke on="f"/>
+            <v:imagedata r:id="rId118" o:title=""/>
+            <o:lock v:ext="edit" aspectratio="t"/>
+            <w10:wrap type="none"/>
+            <w10:anchorlock/>
+          </v:shape>
+          <o:OLEObject Type="Embed" ProgID="Equation.DSMT4" ShapeID="_x0000_i1081" DrawAspect="Content" ObjectID="_1468075781" r:id="rId117">
+            <o:LockedField>false</o:LockedField>
+          </o:OLEObject>
+        </w:object>
+      </w:r>
+      <w:r>
+        <w:rPr>
+          <w:color w:val="000000"/>
+        </w:rPr>
+        <w:t xml:space="preserve">    C</w:t>
+      </w:r>
+      <w:r>
+        <w:rPr>
+          <w:rFonts w:hint="eastAsia"/>
+          <w:color w:val="000000"/>
+        </w:rPr>
+        <w:t>．</w:t>
+      </w:r>
+      <w:r>
+        <w:rPr>
+          <w:color w:val="000000"/>
+          <w:position w:val="-10"/>
+          <w:szCs w:val="24"/>
+        </w:rPr>
+        <w:object>
+          <v:shape id="_x0000_i1082" o:spt="75" type="#_x0000_t75" style="height:15.7pt;width:44.95pt;" o:ole="t" filled="f" o:preferrelative="t" stroked="f" coordsize="21600,21600">
+            <v:path/>
+            <v:fill on="f" focussize="0,0"/>
+            <v:stroke on="f"/>
+            <v:imagedata r:id="rId120" o:title=""/>
+            <o:lock v:ext="edit" aspectratio="t"/>
+            <w10:wrap type="none"/>
+            <w10:anchorlock/>
+          </v:shape>
+          <o:OLEObject Type="Embed" ProgID="Equation.DSMT4" ShapeID="_x0000_i1082" DrawAspect="Content" ObjectID="_1468075782" r:id="rId119">
+            <o:LockedField>false</o:LockedField>
+          </o:OLEObject>
+        </w:object>
+      </w:r>
+      <w:r>
+        <w:rPr>
+          <w:color w:val="000000"/>
+        </w:rPr>
+        <w:t xml:space="preserve">    D</w:t>
+      </w:r>
+      <w:r>
+        <w:rPr>
+          <w:rFonts w:hint="eastAsia"/>
+          <w:color w:val="000000"/>
+        </w:rPr>
+        <w:t>．</w:t>
+      </w:r>
+      <w:r>
+        <w:rPr>
+          <w:color w:val="000000"/>
+          <w:position w:val="-10"/>
+          <w:szCs w:val="24"/>
+        </w:rPr>
+        <w:object>
+          <v:shape id="_x0000_i1083" o:spt="75" type="#_x0000_t75" style="height:15.7pt;width:44.95pt;" o:ole="t" filled="f" o:preferrelative="t" stroked="f" coordsize="21600,21600">
+            <v:path/>
+            <v:fill on="f" focussize="0,0"/>
+            <v:stroke on="f"/>
+            <v:imagedata r:id="rId122" o:title=""/>
+            <o:lock v:ext="edit" aspectratio="t"/>
+            <w10:wrap type="none"/>
+            <w10:anchorlock/>
+          </v:shape>
+          <o:OLEObject Type="Embed" ProgID="Equation.DSMT4" ShapeID="_x0000_i1083" DrawAspect="Content" ObjectID="_1468075783" r:id="rId121">
+            <o:LockedField>false</o:LockedField>
+          </o:OLEObject>
+        </w:object>
       </w:r>
     </w:p>
     <w:p>
@@ -3272,121 +3549,13 @@
         <w:spacing w:line="360" w:lineRule="auto"/>
         <w:jc w:val="left"/>
         <w:textAlignment w:val="center"/>
-        <w:rPr>
-          <w:rFonts w:hint="default" w:ascii="Times New Roman" w:hAnsi="Times New Roman" w:cs="Times New Roman"/>
-          <w:lang w:val="en-US" w:eastAsia="zh-CN"/>
-        </w:rPr>
-      </w:pPr>
-      <w:r>
-        <w:rPr>
-          <w:rFonts w:hint="default" w:ascii="Times New Roman" w:hAnsi="Times New Roman" w:cs="Times New Roman"/>
-          <w:lang w:val="en-US" w:eastAsia="zh-CN"/>
-        </w:rPr>
-        <w:drawing>
-          <wp:inline distT="0" distB="0" distL="114300" distR="114300">
-            <wp:extent cx="2032635" cy="1672590"/>
-            <wp:effectExtent l="0" t="0" r="24765" b="3810"/>
-            <wp:docPr id="14" name="图片 14" descr="/private/var/folders/t0/q8m29vyj4sx9dzmkbhqmgl3m0000gn/T/com.kingsoft.wpsoffice.mac/photoeditapp/20241004123635/temp.pngtemp"/>
-            <wp:cNvGraphicFramePr>
-              <a:graphicFrameLocks xmlns:a="http://schemas.openxmlformats.org/drawingml/2006/main" noChangeAspect="1"/>
-            </wp:cNvGraphicFramePr>
-            <a:graphic xmlns:a="http://schemas.openxmlformats.org/drawingml/2006/main">
-              <a:graphicData uri="http://schemas.openxmlformats.org/drawingml/2006/picture">
-                <pic:pic xmlns:pic="http://schemas.openxmlformats.org/drawingml/2006/picture">
-                  <pic:nvPicPr>
-                    <pic:cNvPr id="14" name="图片 14" descr="/private/var/folders/t0/q8m29vyj4sx9dzmkbhqmgl3m0000gn/T/com.kingsoft.wpsoffice.mac/photoeditapp/20241004123635/temp.pngtemp"/>
-                    <pic:cNvPicPr>
-                      <a:picLocks noChangeAspect="1"/>
-                    </pic:cNvPicPr>
-                  </pic:nvPicPr>
-                  <pic:blipFill>
-                    <a:blip r:embed="rId107"/>
-                    <a:stretch>
-                      <a:fillRect/>
-                    </a:stretch>
-                  </pic:blipFill>
-                  <pic:spPr>
-                    <a:xfrm>
-                      <a:off x="0" y="0"/>
-                      <a:ext cx="2032635" cy="1672590"/>
-                    </a:xfrm>
-                    <a:prstGeom prst="rect">
-                      <a:avLst/>
-                    </a:prstGeom>
-                  </pic:spPr>
-                </pic:pic>
-              </a:graphicData>
-            </a:graphic>
-          </wp:inline>
-        </w:drawing>
-      </w:r>
-      <w:bookmarkStart w:id="0" w:name="_GoBack"/>
-      <w:r>
-        <w:rPr>
-          <w:rFonts w:hint="default" w:ascii="Times New Roman" w:hAnsi="Times New Roman" w:cs="Times New Roman"/>
-          <w:lang w:val="en-US" w:eastAsia="zh-CN"/>
-        </w:rPr>
-        <w:drawing>
-          <wp:inline distT="0" distB="0" distL="114300" distR="114300">
-            <wp:extent cx="3680460" cy="1926590"/>
-            <wp:effectExtent l="0" t="0" r="2540" b="3810"/>
-            <wp:docPr id="16" name="图片 16" descr="/private/var/folders/t0/q8m29vyj4sx9dzmkbhqmgl3m0000gn/T/com.kingsoft.wpsoffice.mac/photoeditapp/20241004124510/temp.pngtemp"/>
-            <wp:cNvGraphicFramePr>
-              <a:graphicFrameLocks xmlns:a="http://schemas.openxmlformats.org/drawingml/2006/main" noChangeAspect="1"/>
-            </wp:cNvGraphicFramePr>
-            <a:graphic xmlns:a="http://schemas.openxmlformats.org/drawingml/2006/main">
-              <a:graphicData uri="http://schemas.openxmlformats.org/drawingml/2006/picture">
-                <pic:pic xmlns:pic="http://schemas.openxmlformats.org/drawingml/2006/picture">
-                  <pic:nvPicPr>
-                    <pic:cNvPr id="16" name="图片 16" descr="/private/var/folders/t0/q8m29vyj4sx9dzmkbhqmgl3m0000gn/T/com.kingsoft.wpsoffice.mac/photoeditapp/20241004124510/temp.pngtemp"/>
-                    <pic:cNvPicPr>
-                      <a:picLocks noChangeAspect="1"/>
-                    </pic:cNvPicPr>
-                  </pic:nvPicPr>
-                  <pic:blipFill>
-                    <a:blip r:embed="rId108"/>
-                    <a:stretch>
-                      <a:fillRect/>
-                    </a:stretch>
-                  </pic:blipFill>
-                  <pic:spPr>
-                    <a:xfrm>
-                      <a:off x="0" y="0"/>
-                      <a:ext cx="3680460" cy="1926590"/>
-                    </a:xfrm>
-                    <a:prstGeom prst="rect">
-                      <a:avLst/>
-                    </a:prstGeom>
-                  </pic:spPr>
-                </pic:pic>
-              </a:graphicData>
-            </a:graphic>
-          </wp:inline>
-        </w:drawing>
-      </w:r>
-      <w:bookmarkEnd w:id="0"/>
-    </w:p>
-    <w:p>
-      <w:pPr>
-        <w:spacing w:line="360" w:lineRule="auto"/>
-        <w:jc w:val="left"/>
-        <w:textAlignment w:val="center"/>
-        <w:rPr>
-          <w:rFonts w:hint="default" w:ascii="Times New Roman" w:hAnsi="Times New Roman" w:eastAsia="宋体" w:cs="Times New Roman"/>
-          <w:b/>
-          <w:color w:val="0070C0"/>
-          <w:lang w:val="en-US" w:eastAsia="zh-CN"/>
-        </w:rPr>
-      </w:pPr>
-      <w:r>
         <w:rPr>
           <w:rFonts w:hint="eastAsia" w:ascii="Times New Roman" w:hAnsi="Times New Roman" w:eastAsia="宋体" w:cs="Times New Roman"/>
           <w:b/>
           <w:color w:val="0070C0"/>
           <w:lang w:val="en-US" w:eastAsia="zh-CN"/>
         </w:rPr>
-        <w:t>3两个对称-可推一个周期</w:t>
-      </w:r>
+      </w:pPr>
     </w:p>
     <w:p>
       <w:pPr>
@@ -3394,71 +3563,7 @@
         <w:jc w:val="left"/>
         <w:textAlignment w:val="center"/>
         <w:rPr>
-          <w:rFonts w:hint="default" w:ascii="Times New Roman" w:hAnsi="Times New Roman" w:cs="Times New Roman"/>
-          <w:lang w:val="en-US" w:eastAsia="zh-CN"/>
-        </w:rPr>
-      </w:pPr>
-      <w:r>
-        <w:rPr>
-          <w:rFonts w:hint="eastAsia" w:ascii="Times New Roman" w:hAnsi="Times New Roman" w:cs="Times New Roman"/>
-          <w:lang w:val="en-US" w:eastAsia="zh-CN"/>
-        </w:rPr>
-        <w:t xml:space="preserve"> </w:t>
-      </w:r>
-      <w:r>
-        <w:rPr>
-          <w:rFonts w:hint="default" w:ascii="Times New Roman" w:hAnsi="Times New Roman" w:cs="Times New Roman"/>
-          <w:lang w:val="en-US" w:eastAsia="zh-CN"/>
-        </w:rPr>
-        <w:drawing>
-          <wp:inline distT="0" distB="0" distL="114300" distR="114300">
-            <wp:extent cx="3903345" cy="2207895"/>
-            <wp:effectExtent l="0" t="0" r="8255" b="1905"/>
-            <wp:docPr id="17" name="图片 17" descr="/private/var/folders/t0/q8m29vyj4sx9dzmkbhqmgl3m0000gn/T/com.kingsoft.wpsoffice.mac/photoeditapp/20241004125517/temp.pngtemp"/>
-            <wp:cNvGraphicFramePr>
-              <a:graphicFrameLocks xmlns:a="http://schemas.openxmlformats.org/drawingml/2006/main" noChangeAspect="1"/>
-            </wp:cNvGraphicFramePr>
-            <a:graphic xmlns:a="http://schemas.openxmlformats.org/drawingml/2006/main">
-              <a:graphicData uri="http://schemas.openxmlformats.org/drawingml/2006/picture">
-                <pic:pic xmlns:pic="http://schemas.openxmlformats.org/drawingml/2006/picture">
-                  <pic:nvPicPr>
-                    <pic:cNvPr id="17" name="图片 17" descr="/private/var/folders/t0/q8m29vyj4sx9dzmkbhqmgl3m0000gn/T/com.kingsoft.wpsoffice.mac/photoeditapp/20241004125517/temp.pngtemp"/>
-                    <pic:cNvPicPr>
-                      <a:picLocks noChangeAspect="1"/>
-                    </pic:cNvPicPr>
-                  </pic:nvPicPr>
-                  <pic:blipFill>
-                    <a:blip r:embed="rId109"/>
-                    <a:stretch>
-                      <a:fillRect/>
-                    </a:stretch>
-                  </pic:blipFill>
-                  <pic:spPr>
-                    <a:xfrm>
-                      <a:off x="0" y="0"/>
-                      <a:ext cx="3903345" cy="2207895"/>
-                    </a:xfrm>
-                    <a:prstGeom prst="rect">
-                      <a:avLst/>
-                    </a:prstGeom>
-                  </pic:spPr>
-                </pic:pic>
-              </a:graphicData>
-            </a:graphic>
-          </wp:inline>
-        </w:drawing>
-      </w:r>
-    </w:p>
-    <w:p>
-      <w:pPr>
-        <w:spacing w:line="360" w:lineRule="auto"/>
-        <w:jc w:val="left"/>
-        <w:textAlignment w:val="center"/>
-        <w:rPr>
-          <w:rFonts w:hint="default" w:ascii="Times New Roman" w:hAnsi="Times New Roman" w:eastAsia="宋体" w:cs="Times New Roman"/>
-          <w:b/>
-          <w:color w:val="0070C0"/>
-          <w:lang w:val="en-US" w:eastAsia="zh-CN"/>
+          <w:color w:val="000000"/>
         </w:rPr>
       </w:pPr>
       <w:r>
@@ -3468,19 +3573,10 @@
           <w:color w:val="0070C0"/>
           <w:lang w:val="en-US" w:eastAsia="zh-CN"/>
         </w:rPr>
-        <w:t>例1-21年高考二卷</w:t>
-      </w:r>
-    </w:p>
-    <w:p>
-      <w:pPr>
-        <w:spacing w:line="288" w:lineRule="auto"/>
-        <w:rPr>
-          <w:color w:val="000000"/>
-        </w:rPr>
-      </w:pPr>
-      <w:r>
-        <w:rPr>
-          <w:rFonts w:hint="eastAsia"/>
+        <w:t>例2</w:t>
+      </w:r>
+      <w:r>
+        <w:rPr>
           <w:color w:val="000000"/>
         </w:rPr>
         <w:t>已知函数</w:t>
@@ -3489,399 +3585,239 @@
         <w:rPr>
           <w:color w:val="000000"/>
           <w:position w:val="-10"/>
-          <w:szCs w:val="24"/>
-        </w:rPr>
-        <w:object>
-          <v:shape id="_x0000_i1076" o:spt="75" type="#_x0000_t75" style="height:15.7pt;width:27pt;" o:ole="t" filled="f" o:preferrelative="t" stroked="f" coordsize="21600,21600">
-            <v:path/>
-            <v:fill on="f" focussize="0,0"/>
-            <v:stroke on="f"/>
-            <v:imagedata r:id="rId111" o:title=""/>
-            <o:lock v:ext="edit" aspectratio="t"/>
-            <w10:wrap type="none"/>
-            <w10:anchorlock/>
-          </v:shape>
-          <o:OLEObject Type="Embed" ProgID="Equation.DSMT4" ShapeID="_x0000_i1076" DrawAspect="Content" ObjectID="_1468075776" r:id="rId110">
-            <o:LockedField>false</o:LockedField>
-          </o:OLEObject>
-        </w:object>
-      </w:r>
-      <w:r>
-        <w:rPr>
-          <w:rFonts w:hint="eastAsia"/>
-          <w:color w:val="000000"/>
-        </w:rPr>
-        <w:t>的定义域为</w:t>
-      </w:r>
-      <w:r>
-        <w:rPr>
-          <w:color w:val="000000"/>
-          <w:position w:val="-4"/>
-          <w:szCs w:val="24"/>
-        </w:rPr>
-        <w:object>
-          <v:shape id="_x0000_i1077" o:spt="75" type="#_x0000_t75" style="height:12pt;width:12.75pt;" o:ole="t" filled="f" o:preferrelative="t" stroked="f" coordsize="21600,21600">
-            <v:path/>
-            <v:fill on="f" focussize="0,0"/>
-            <v:stroke on="f"/>
-            <v:imagedata r:id="rId113" o:title=""/>
-            <o:lock v:ext="edit" aspectratio="t"/>
-            <w10:wrap type="none"/>
-            <w10:anchorlock/>
-          </v:shape>
-          <o:OLEObject Type="Embed" ProgID="Equation.DSMT4" ShapeID="_x0000_i1077" DrawAspect="Content" ObjectID="_1468075777" r:id="rId112">
-            <o:LockedField>false</o:LockedField>
-          </o:OLEObject>
-        </w:object>
-      </w:r>
-      <w:r>
-        <w:rPr>
-          <w:rFonts w:hint="eastAsia"/>
-          <w:color w:val="000000"/>
-        </w:rPr>
-        <w:t>，</w:t>
+        </w:rPr>
+        <w:object>
+          <v:shape id="_x0000_i1084" o:spt="75" type="#_x0000_t75" style="height:15.75pt;width:54pt;" o:ole="t" filled="f" o:preferrelative="t" stroked="f" coordsize="21600,21600">
+            <v:path/>
+            <v:fill on="f" focussize="0,0"/>
+            <v:stroke on="f" joinstyle="miter"/>
+            <v:imagedata r:id="rId124" o:title=""/>
+            <o:lock v:ext="edit" aspectratio="t"/>
+            <w10:wrap type="none"/>
+            <w10:anchorlock/>
+          </v:shape>
+          <o:OLEObject Type="Embed" ProgID="Equation.DSMT4" ShapeID="_x0000_i1084" DrawAspect="Content" ObjectID="_1468075784" r:id="rId123">
+            <o:LockedField>false</o:LockedField>
+          </o:OLEObject>
+        </w:object>
+      </w:r>
+      <w:r>
+        <w:rPr>
+          <w:color w:val="000000"/>
+        </w:rPr>
+        <w:t>的定义域均为</w:t>
+      </w:r>
+      <w:r>
+        <w:rPr>
+          <w:b/>
+          <w:color w:val="000000"/>
+        </w:rPr>
+        <w:t>R</w:t>
+      </w:r>
+      <w:r>
+        <w:rPr>
+          <w:color w:val="000000"/>
+        </w:rPr>
+        <w:t>，且</w:t>
       </w:r>
       <w:r>
         <w:rPr>
           <w:color w:val="000000"/>
           <w:position w:val="-10"/>
-          <w:szCs w:val="24"/>
-        </w:rPr>
-        <w:object>
-          <v:shape id="_x0000_i1078" o:spt="75" type="#_x0000_t75" style="height:15.7pt;width:44.95pt;" o:ole="t" filled="f" o:preferrelative="t" stroked="f" coordsize="21600,21600">
-            <v:path/>
-            <v:fill on="f" focussize="0,0"/>
-            <v:stroke on="f"/>
-            <v:imagedata r:id="rId115" o:title=""/>
-            <o:lock v:ext="edit" aspectratio="t"/>
-            <w10:wrap type="none"/>
-            <w10:anchorlock/>
-          </v:shape>
-          <o:OLEObject Type="Embed" ProgID="Equation.DSMT4" ShapeID="_x0000_i1078" DrawAspect="Content" ObjectID="_1468075778" r:id="rId114">
-            <o:LockedField>false</o:LockedField>
-          </o:OLEObject>
-        </w:object>
-      </w:r>
-      <w:r>
-        <w:rPr>
-          <w:rFonts w:hint="eastAsia"/>
-          <w:color w:val="000000"/>
-        </w:rPr>
-        <w:t>为偶函数，</w:t>
+        </w:rPr>
+        <w:object>
+          <v:shape id="_x0000_i1085" o:spt="75" type="#_x0000_t75" style="height:15.75pt;width:192pt;" o:ole="t" filled="f" o:preferrelative="t" stroked="f" coordsize="21600,21600">
+            <v:path/>
+            <v:fill on="f" focussize="0,0"/>
+            <v:stroke on="f" joinstyle="miter"/>
+            <v:imagedata r:id="rId126" o:title=""/>
+            <o:lock v:ext="edit" aspectratio="t"/>
+            <w10:wrap type="none"/>
+            <w10:anchorlock/>
+          </v:shape>
+          <o:OLEObject Type="Embed" ProgID="Equation.DSMT4" ShapeID="_x0000_i1085" DrawAspect="Content" ObjectID="_1468075785" r:id="rId125">
+            <o:LockedField>false</o:LockedField>
+          </o:OLEObject>
+        </w:object>
+      </w:r>
+      <w:r>
+        <w:rPr>
+          <w:color w:val="000000"/>
+        </w:rPr>
+        <w:t>．若</w:t>
       </w:r>
       <w:r>
         <w:rPr>
           <w:color w:val="000000"/>
           <w:position w:val="-10"/>
-          <w:szCs w:val="24"/>
-        </w:rPr>
-        <w:object>
-          <v:shape id="_x0000_i1079" o:spt="75" type="#_x0000_t75" style="height:15.7pt;width:48.75pt;" o:ole="t" filled="f" o:preferrelative="t" stroked="f" coordsize="21600,21600">
-            <v:path/>
-            <v:fill on="f" focussize="0,0"/>
-            <v:stroke on="f"/>
-            <v:imagedata r:id="rId117" o:title=""/>
-            <o:lock v:ext="edit" aspectratio="t"/>
-            <w10:wrap type="none"/>
-            <w10:anchorlock/>
-          </v:shape>
-          <o:OLEObject Type="Embed" ProgID="Equation.DSMT4" ShapeID="_x0000_i1079" DrawAspect="Content" ObjectID="_1468075779" r:id="rId116">
-            <o:LockedField>false</o:LockedField>
-          </o:OLEObject>
-        </w:object>
-      </w:r>
-      <w:r>
-        <w:rPr>
-          <w:rFonts w:hint="eastAsia"/>
-          <w:color w:val="000000"/>
-        </w:rPr>
-        <w:t>为奇函数，则（</w:t>
-      </w:r>
-      <w:r>
-        <w:rPr>
-          <w:color w:val="000000"/>
-        </w:rPr>
-        <w:t xml:space="preserve">    </w:t>
-      </w:r>
-      <w:r>
-        <w:rPr>
-          <w:rFonts w:hint="eastAsia"/>
-          <w:color w:val="000000"/>
-        </w:rPr>
-        <w:t>）</w:t>
-      </w:r>
-    </w:p>
-    <w:p>
-      <w:pPr>
-        <w:spacing w:line="288" w:lineRule="auto"/>
+        </w:rPr>
+        <w:object>
+          <v:shape id="_x0000_i1086" o:spt="75" type="#_x0000_t75" style="height:15.75pt;width:45.75pt;" o:ole="t" filled="f" o:preferrelative="t" stroked="f" coordsize="21600,21600">
+            <v:path/>
+            <v:fill on="f" focussize="0,0"/>
+            <v:stroke on="f" joinstyle="miter"/>
+            <v:imagedata r:id="rId128" o:title=""/>
+            <o:lock v:ext="edit" aspectratio="t"/>
+            <w10:wrap type="none"/>
+            <w10:anchorlock/>
+          </v:shape>
+          <o:OLEObject Type="Embed" ProgID="Equation.DSMT4" ShapeID="_x0000_i1086" DrawAspect="Content" ObjectID="_1468075786" r:id="rId127">
+            <o:LockedField>false</o:LockedField>
+          </o:OLEObject>
+        </w:object>
+      </w:r>
+      <w:r>
+        <w:rPr>
+          <w:color w:val="000000"/>
+        </w:rPr>
+        <w:t>的图像关于直线</w:t>
+      </w:r>
+      <w:r>
+        <w:rPr>
+          <w:color w:val="000000"/>
+          <w:position w:val="-6"/>
+        </w:rPr>
+        <w:object>
+          <v:shape id="_x0000_i1087" o:spt="75" type="#_x0000_t75" style="height:14.25pt;width:27.75pt;" o:ole="t" filled="f" o:preferrelative="t" stroked="f" coordsize="21600,21600">
+            <v:path/>
+            <v:fill on="f" focussize="0,0"/>
+            <v:stroke on="f" joinstyle="miter"/>
+            <v:imagedata r:id="rId130" o:title=""/>
+            <o:lock v:ext="edit" aspectratio="t"/>
+            <w10:wrap type="none"/>
+            <w10:anchorlock/>
+          </v:shape>
+          <o:OLEObject Type="Embed" ProgID="Equation.DSMT4" ShapeID="_x0000_i1087" DrawAspect="Content" ObjectID="_1468075787" r:id="rId129">
+            <o:LockedField>false</o:LockedField>
+          </o:OLEObject>
+        </w:object>
+      </w:r>
+      <w:r>
+        <w:rPr>
+          <w:color w:val="000000"/>
+        </w:rPr>
+        <w:t>对称，</w:t>
+      </w:r>
+      <w:r>
         <w:rPr>
           <w:color w:val="000000"/>
           <w:position w:val="-10"/>
-          <w:szCs w:val="24"/>
-        </w:rPr>
-      </w:pPr>
-      <w:r>
-        <w:rPr>
-          <w:color w:val="000000"/>
-        </w:rPr>
-        <w:t>A</w:t>
-      </w:r>
-      <w:r>
-        <w:rPr>
-          <w:rFonts w:hint="eastAsia"/>
-          <w:color w:val="000000"/>
-        </w:rPr>
-        <w:t>．</w:t>
+        </w:rPr>
+        <w:object>
+          <v:shape id="_x0000_i1088" o:spt="75" type="#_x0000_t75" style="height:15.75pt;width:44.25pt;" o:ole="t" filled="f" o:preferrelative="t" stroked="f" coordsize="21600,21600">
+            <v:path/>
+            <v:fill on="f" focussize="0,0"/>
+            <v:stroke on="f" joinstyle="miter"/>
+            <v:imagedata r:id="rId132" o:title=""/>
+            <o:lock v:ext="edit" aspectratio="t"/>
+            <w10:wrap type="none"/>
+            <w10:anchorlock/>
+          </v:shape>
+          <o:OLEObject Type="Embed" ProgID="Equation.DSMT4" ShapeID="_x0000_i1088" DrawAspect="Content" ObjectID="_1468075788" r:id="rId131">
+            <o:LockedField>false</o:LockedField>
+          </o:OLEObject>
+        </w:object>
+      </w:r>
+      <w:r>
+        <w:rPr>
+          <w:color w:val="000000"/>
+        </w:rPr>
+        <w:t>，则</w:t>
       </w:r>
       <w:r>
         <w:rPr>
           <w:color w:val="000000"/>
           <w:position w:val="-28"/>
-          <w:szCs w:val="24"/>
-        </w:rPr>
-        <w:object>
-          <v:shape id="_x0000_i1080" o:spt="75" type="#_x0000_t75" style="height:34.45pt;width:60pt;" o:ole="t" filled="f" o:preferrelative="t" stroked="f" coordsize="21600,21600">
-            <v:path/>
-            <v:fill on="f" focussize="0,0"/>
-            <v:stroke on="f"/>
-            <v:imagedata r:id="rId119" o:title=""/>
-            <o:lock v:ext="edit" aspectratio="t"/>
-            <w10:wrap type="none"/>
-            <w10:anchorlock/>
-          </v:shape>
-          <o:OLEObject Type="Embed" ProgID="Equation.DSMT4" ShapeID="_x0000_i1080" DrawAspect="Content" ObjectID="_1468075780" r:id="rId118">
-            <o:LockedField>false</o:LockedField>
-          </o:OLEObject>
-        </w:object>
-      </w:r>
-      <w:r>
-        <w:rPr>
-          <w:color w:val="000000"/>
-        </w:rPr>
-        <w:t xml:space="preserve">    B</w:t>
-      </w:r>
-      <w:r>
-        <w:rPr>
-          <w:rFonts w:hint="eastAsia"/>
-          <w:color w:val="000000"/>
-        </w:rPr>
-        <w:t>．</w:t>
-      </w:r>
-      <w:r>
-        <w:rPr>
-          <w:color w:val="000000"/>
-          <w:position w:val="-10"/>
-          <w:szCs w:val="24"/>
-        </w:rPr>
-        <w:object>
-          <v:shape id="_x0000_i1081" o:spt="75" type="#_x0000_t75" style="height:15.7pt;width:51pt;" o:ole="t" filled="f" o:preferrelative="t" stroked="f" coordsize="21600,21600">
-            <v:path/>
-            <v:fill on="f" focussize="0,0"/>
-            <v:stroke on="f"/>
-            <v:imagedata r:id="rId121" o:title=""/>
-            <o:lock v:ext="edit" aspectratio="t"/>
-            <w10:wrap type="none"/>
-            <w10:anchorlock/>
-          </v:shape>
-          <o:OLEObject Type="Embed" ProgID="Equation.DSMT4" ShapeID="_x0000_i1081" DrawAspect="Content" ObjectID="_1468075781" r:id="rId120">
-            <o:LockedField>false</o:LockedField>
-          </o:OLEObject>
-        </w:object>
-      </w:r>
-      <w:r>
-        <w:rPr>
-          <w:color w:val="000000"/>
-        </w:rPr>
-        <w:t xml:space="preserve">    C</w:t>
-      </w:r>
-      <w:r>
-        <w:rPr>
-          <w:rFonts w:hint="eastAsia"/>
-          <w:color w:val="000000"/>
-        </w:rPr>
-        <w:t>．</w:t>
-      </w:r>
-      <w:r>
-        <w:rPr>
-          <w:color w:val="000000"/>
-          <w:position w:val="-10"/>
-          <w:szCs w:val="24"/>
-        </w:rPr>
-        <w:object>
-          <v:shape id="_x0000_i1082" o:spt="75" type="#_x0000_t75" style="height:15.7pt;width:44.95pt;" o:ole="t" filled="f" o:preferrelative="t" stroked="f" coordsize="21600,21600">
-            <v:path/>
-            <v:fill on="f" focussize="0,0"/>
-            <v:stroke on="f"/>
-            <v:imagedata r:id="rId123" o:title=""/>
-            <o:lock v:ext="edit" aspectratio="t"/>
-            <w10:wrap type="none"/>
-            <w10:anchorlock/>
-          </v:shape>
-          <o:OLEObject Type="Embed" ProgID="Equation.DSMT4" ShapeID="_x0000_i1082" DrawAspect="Content" ObjectID="_1468075782" r:id="rId122">
-            <o:LockedField>false</o:LockedField>
-          </o:OLEObject>
-        </w:object>
-      </w:r>
-      <w:r>
-        <w:rPr>
-          <w:color w:val="000000"/>
-        </w:rPr>
-        <w:t xml:space="preserve">    D</w:t>
-      </w:r>
-      <w:r>
-        <w:rPr>
-          <w:rFonts w:hint="eastAsia"/>
-          <w:color w:val="000000"/>
-        </w:rPr>
-        <w:t>．</w:t>
-      </w:r>
-      <w:r>
-        <w:rPr>
-          <w:color w:val="000000"/>
-          <w:position w:val="-10"/>
-          <w:szCs w:val="24"/>
-        </w:rPr>
-        <w:object>
-          <v:shape id="_x0000_i1083" o:spt="75" type="#_x0000_t75" style="height:15.7pt;width:44.95pt;" o:ole="t" filled="f" o:preferrelative="t" stroked="f" coordsize="21600,21600">
-            <v:path/>
-            <v:fill on="f" focussize="0,0"/>
-            <v:stroke on="f"/>
-            <v:imagedata r:id="rId125" o:title=""/>
-            <o:lock v:ext="edit" aspectratio="t"/>
-            <w10:wrap type="none"/>
-            <w10:anchorlock/>
-          </v:shape>
-          <o:OLEObject Type="Embed" ProgID="Equation.DSMT4" ShapeID="_x0000_i1083" DrawAspect="Content" ObjectID="_1468075783" r:id="rId124">
-            <o:LockedField>false</o:LockedField>
-          </o:OLEObject>
-        </w:object>
-      </w:r>
-    </w:p>
-    <w:p>
-      <w:pPr>
-        <w:spacing w:line="360" w:lineRule="auto"/>
-        <w:jc w:val="left"/>
-        <w:textAlignment w:val="center"/>
-        <w:rPr>
-          <w:rFonts w:hint="default" w:ascii="Times New Roman" w:hAnsi="Times New Roman" w:eastAsia="宋体" w:cs="Times New Roman"/>
-          <w:b/>
-          <w:color w:val="0070C0"/>
-          <w:lang w:val="en-US" w:eastAsia="zh-CN"/>
-        </w:rPr>
-      </w:pPr>
-      <w:r>
+        </w:rPr>
+        <w:object>
+          <v:shape id="_x0000_i1089" o:spt="75" type="#_x0000_t75" style="height:33.75pt;width:51pt;" o:ole="t" filled="f" o:preferrelative="t" stroked="f" coordsize="21600,21600">
+            <v:path/>
+            <v:fill on="f" focussize="0,0"/>
+            <v:stroke on="f" joinstyle="miter"/>
+            <v:imagedata r:id="rId134" o:title=""/>
+            <o:lock v:ext="edit" aspectratio="t"/>
+            <w10:wrap type="none"/>
+            <w10:anchorlock/>
+          </v:shape>
+          <o:OLEObject Type="Embed" ProgID="Equation.DSMT4" ShapeID="_x0000_i1089" DrawAspect="Content" ObjectID="_1468075789" r:id="rId133">
+            <o:LockedField>false</o:LockedField>
+          </o:OLEObject>
+        </w:object>
+      </w:r>
+      <w:r>
+        <w:rPr>
+          <w:color w:val="000000"/>
+        </w:rPr>
+        <w:t>（    ）</w:t>
+      </w:r>
+    </w:p>
+    <w:p>
+      <w:pPr>
+        <w:spacing w:line="360" w:lineRule="auto"/>
         <w:rPr>
           <w:rFonts w:hint="eastAsia" w:ascii="Times New Roman" w:hAnsi="Times New Roman" w:eastAsia="宋体" w:cs="Times New Roman"/>
           <w:b/>
           <w:color w:val="0070C0"/>
           <w:lang w:val="en-US" w:eastAsia="zh-CN"/>
         </w:rPr>
-        <w:t>例2-22年全国乙卷理</w:t>
-      </w:r>
-    </w:p>
-    <w:p>
-      <w:pPr>
-        <w:spacing w:line="360" w:lineRule="auto"/>
-        <w:rPr>
-          <w:color w:val="000000"/>
-        </w:rPr>
-      </w:pPr>
-      <w:r>
-        <w:rPr>
-          <w:color w:val="000000"/>
-        </w:rPr>
-        <w:t>已知函数</w:t>
-      </w:r>
-      <w:r>
-        <w:rPr>
-          <w:color w:val="000000"/>
-          <w:position w:val="-10"/>
-        </w:rPr>
-        <w:object>
-          <v:shape id="_x0000_i1084" o:spt="75" type="#_x0000_t75" style="height:15.75pt;width:54pt;" o:ole="t" filled="f" o:preferrelative="t" stroked="f" coordsize="21600,21600">
-            <v:path/>
-            <v:fill on="f" focussize="0,0"/>
-            <v:stroke on="f" joinstyle="miter"/>
-            <v:imagedata r:id="rId127" o:title=""/>
-            <o:lock v:ext="edit" aspectratio="t"/>
-            <w10:wrap type="none"/>
-            <w10:anchorlock/>
-          </v:shape>
-          <o:OLEObject Type="Embed" ProgID="Equation.DSMT4" ShapeID="_x0000_i1084" DrawAspect="Content" ObjectID="_1468075784" r:id="rId126">
-            <o:LockedField>false</o:LockedField>
-          </o:OLEObject>
-        </w:object>
-      </w:r>
-      <w:r>
-        <w:rPr>
-          <w:color w:val="000000"/>
-        </w:rPr>
-        <w:t>的定义域均为</w:t>
-      </w:r>
-      <w:r>
-        <w:rPr>
-          <w:b/>
-          <w:color w:val="000000"/>
-        </w:rPr>
-        <w:t>R</w:t>
-      </w:r>
-      <w:r>
-        <w:rPr>
-          <w:color w:val="000000"/>
-        </w:rPr>
-        <w:t>，且</w:t>
-      </w:r>
-      <w:r>
-        <w:rPr>
-          <w:color w:val="000000"/>
-          <w:position w:val="-10"/>
-        </w:rPr>
-        <w:object>
-          <v:shape id="_x0000_i1085" o:spt="75" type="#_x0000_t75" style="height:15.75pt;width:192pt;" o:ole="t" filled="f" o:preferrelative="t" stroked="f" coordsize="21600,21600">
-            <v:path/>
-            <v:fill on="f" focussize="0,0"/>
-            <v:stroke on="f" joinstyle="miter"/>
-            <v:imagedata r:id="rId129" o:title=""/>
-            <o:lock v:ext="edit" aspectratio="t"/>
-            <w10:wrap type="none"/>
-            <w10:anchorlock/>
-          </v:shape>
-          <o:OLEObject Type="Embed" ProgID="Equation.DSMT4" ShapeID="_x0000_i1085" DrawAspect="Content" ObjectID="_1468075785" r:id="rId128">
-            <o:LockedField>false</o:LockedField>
-          </o:OLEObject>
-        </w:object>
-      </w:r>
-      <w:r>
-        <w:rPr>
-          <w:color w:val="000000"/>
-        </w:rPr>
-        <w:t>．若</w:t>
-      </w:r>
-      <w:r>
-        <w:rPr>
-          <w:color w:val="000000"/>
-          <w:position w:val="-10"/>
-        </w:rPr>
-        <w:object>
-          <v:shape id="_x0000_i1086" o:spt="75" type="#_x0000_t75" style="height:15.75pt;width:45.75pt;" o:ole="t" filled="f" o:preferrelative="t" stroked="f" coordsize="21600,21600">
-            <v:path/>
-            <v:fill on="f" focussize="0,0"/>
-            <v:stroke on="f" joinstyle="miter"/>
-            <v:imagedata r:id="rId131" o:title=""/>
-            <o:lock v:ext="edit" aspectratio="t"/>
-            <w10:wrap type="none"/>
-            <w10:anchorlock/>
-          </v:shape>
-          <o:OLEObject Type="Embed" ProgID="Equation.DSMT4" ShapeID="_x0000_i1086" DrawAspect="Content" ObjectID="_1468075786" r:id="rId130">
-            <o:LockedField>false</o:LockedField>
-          </o:OLEObject>
-        </w:object>
-      </w:r>
-      <w:r>
-        <w:rPr>
-          <w:color w:val="000000"/>
-        </w:rPr>
-        <w:t>的图像关于直线</w:t>
+      </w:pPr>
+      <w:r>
+        <w:rPr>
+          <w:color w:val="000000"/>
+        </w:rPr>
+        <w:t>A．</w:t>
+      </w:r>
+      <w:r>
+        <w:rPr>
+          <w:color w:val="000000"/>
+          <w:position w:val="-4"/>
+        </w:rPr>
+        <w:object>
+          <v:shape id="_x0000_i1090" o:spt="75" type="#_x0000_t75" style="height:12.75pt;width:21.75pt;" o:ole="t" filled="f" o:preferrelative="t" stroked="f" coordsize="21600,21600">
+            <v:path/>
+            <v:fill on="f" focussize="0,0"/>
+            <v:stroke on="f" joinstyle="miter"/>
+            <v:imagedata r:id="rId136" o:title=""/>
+            <o:lock v:ext="edit" aspectratio="t"/>
+            <w10:wrap type="none"/>
+            <w10:anchorlock/>
+          </v:shape>
+          <o:OLEObject Type="Embed" ProgID="Equation.DSMT4" ShapeID="_x0000_i1090" DrawAspect="Content" ObjectID="_1468075790" r:id="rId135">
+            <o:LockedField>false</o:LockedField>
+          </o:OLEObject>
+        </w:object>
+      </w:r>
+      <w:r>
+        <w:rPr>
+          <w:color w:val="000000"/>
+        </w:rPr>
+        <w:t xml:space="preserve">      B．</w:t>
+      </w:r>
+      <w:r>
+        <w:rPr>
+          <w:color w:val="000000"/>
+          <w:position w:val="-4"/>
+        </w:rPr>
+        <w:object>
+          <v:shape id="_x0000_i1091" o:spt="75" type="#_x0000_t75" style="height:12.75pt;width:21.75pt;" o:ole="t" filled="f" o:preferrelative="t" stroked="f" coordsize="21600,21600">
+            <v:path/>
+            <v:fill on="f" focussize="0,0"/>
+            <v:stroke on="f" joinstyle="miter"/>
+            <v:imagedata r:id="rId138" o:title=""/>
+            <o:lock v:ext="edit" aspectratio="t"/>
+            <w10:wrap type="none"/>
+            <w10:anchorlock/>
+          </v:shape>
+          <o:OLEObject Type="Embed" ProgID="Equation.DSMT4" ShapeID="_x0000_i1091" DrawAspect="Content" ObjectID="_1468075791" r:id="rId137">
+            <o:LockedField>false</o:LockedField>
+          </o:OLEObject>
+        </w:object>
+      </w:r>
+      <w:r>
+        <w:rPr>
+          <w:color w:val="000000"/>
+        </w:rPr>
+        <w:t xml:space="preserve">      C．</w:t>
       </w:r>
       <w:r>
         <w:rPr>
@@ -3889,94 +3825,25 @@
           <w:position w:val="-6"/>
         </w:rPr>
         <w:object>
-          <v:shape id="_x0000_i1087" o:spt="75" type="#_x0000_t75" style="height:14.25pt;width:27.75pt;" o:ole="t" filled="f" o:preferrelative="t" stroked="f" coordsize="21600,21600">
-            <v:path/>
-            <v:fill on="f" focussize="0,0"/>
-            <v:stroke on="f" joinstyle="miter"/>
-            <v:imagedata r:id="rId133" o:title=""/>
-            <o:lock v:ext="edit" aspectratio="t"/>
-            <w10:wrap type="none"/>
-            <w10:anchorlock/>
-          </v:shape>
-          <o:OLEObject Type="Embed" ProgID="Equation.DSMT4" ShapeID="_x0000_i1087" DrawAspect="Content" ObjectID="_1468075787" r:id="rId132">
-            <o:LockedField>false</o:LockedField>
-          </o:OLEObject>
-        </w:object>
-      </w:r>
-      <w:r>
-        <w:rPr>
-          <w:color w:val="000000"/>
-        </w:rPr>
-        <w:t>对称，</w:t>
-      </w:r>
-      <w:r>
-        <w:rPr>
-          <w:color w:val="000000"/>
-          <w:position w:val="-10"/>
-        </w:rPr>
-        <w:object>
-          <v:shape id="_x0000_i1088" o:spt="75" type="#_x0000_t75" style="height:15.75pt;width:44.25pt;" o:ole="t" filled="f" o:preferrelative="t" stroked="f" coordsize="21600,21600">
-            <v:path/>
-            <v:fill on="f" focussize="0,0"/>
-            <v:stroke on="f" joinstyle="miter"/>
-            <v:imagedata r:id="rId135" o:title=""/>
-            <o:lock v:ext="edit" aspectratio="t"/>
-            <w10:wrap type="none"/>
-            <w10:anchorlock/>
-          </v:shape>
-          <o:OLEObject Type="Embed" ProgID="Equation.DSMT4" ShapeID="_x0000_i1088" DrawAspect="Content" ObjectID="_1468075788" r:id="rId134">
-            <o:LockedField>false</o:LockedField>
-          </o:OLEObject>
-        </w:object>
-      </w:r>
-      <w:r>
-        <w:rPr>
-          <w:color w:val="000000"/>
-        </w:rPr>
-        <w:t>，则</w:t>
-      </w:r>
-      <w:r>
-        <w:rPr>
-          <w:color w:val="000000"/>
-          <w:position w:val="-28"/>
-        </w:rPr>
-        <w:object>
-          <v:shape id="_x0000_i1089" o:spt="75" type="#_x0000_t75" style="height:33.75pt;width:51pt;" o:ole="t" filled="f" o:preferrelative="t" stroked="f" coordsize="21600,21600">
-            <v:path/>
-            <v:fill on="f" focussize="0,0"/>
-            <v:stroke on="f" joinstyle="miter"/>
-            <v:imagedata r:id="rId137" o:title=""/>
-            <o:lock v:ext="edit" aspectratio="t"/>
-            <w10:wrap type="none"/>
-            <w10:anchorlock/>
-          </v:shape>
-          <o:OLEObject Type="Embed" ProgID="Equation.DSMT4" ShapeID="_x0000_i1089" DrawAspect="Content" ObjectID="_1468075789" r:id="rId136">
-            <o:LockedField>false</o:LockedField>
-          </o:OLEObject>
-        </w:object>
-      </w:r>
-      <w:r>
-        <w:rPr>
-          <w:color w:val="000000"/>
-        </w:rPr>
-        <w:t>（    ）</w:t>
-      </w:r>
-    </w:p>
-    <w:p>
-      <w:pPr>
-        <w:spacing w:line="360" w:lineRule="auto"/>
-        <w:rPr>
-          <w:rFonts w:hint="eastAsia" w:ascii="Times New Roman" w:hAnsi="Times New Roman" w:eastAsia="宋体" w:cs="Times New Roman"/>
-          <w:b/>
-          <w:color w:val="0070C0"/>
-          <w:lang w:val="en-US" w:eastAsia="zh-CN"/>
-        </w:rPr>
-      </w:pPr>
-      <w:r>
-        <w:rPr>
-          <w:color w:val="000000"/>
-        </w:rPr>
-        <w:t>A．</w:t>
+          <v:shape id="_x0000_i1092" o:spt="75" type="#_x0000_t75" style="height:14.25pt;width:21.75pt;" o:ole="t" filled="f" o:preferrelative="t" stroked="f" coordsize="21600,21600">
+            <v:path/>
+            <v:fill on="f" focussize="0,0"/>
+            <v:stroke on="f" joinstyle="miter"/>
+            <v:imagedata r:id="rId140" o:title=""/>
+            <o:lock v:ext="edit" aspectratio="t"/>
+            <w10:wrap type="none"/>
+            <w10:anchorlock/>
+          </v:shape>
+          <o:OLEObject Type="Embed" ProgID="Equation.DSMT4" ShapeID="_x0000_i1092" DrawAspect="Content" ObjectID="_1468075792" r:id="rId139">
+            <o:LockedField>false</o:LockedField>
+          </o:OLEObject>
+        </w:object>
+      </w:r>
+      <w:r>
+        <w:rPr>
+          <w:color w:val="000000"/>
+        </w:rPr>
+        <w:t xml:space="preserve">      D．</w:t>
       </w:r>
       <w:r>
         <w:rPr>
@@ -3984,94 +3851,16 @@
           <w:position w:val="-4"/>
         </w:rPr>
         <w:object>
-          <v:shape id="_x0000_i1090" o:spt="75" type="#_x0000_t75" style="height:12.75pt;width:21.75pt;" o:ole="t" filled="f" o:preferrelative="t" stroked="f" coordsize="21600,21600">
-            <v:path/>
-            <v:fill on="f" focussize="0,0"/>
-            <v:stroke on="f" joinstyle="miter"/>
-            <v:imagedata r:id="rId139" o:title=""/>
-            <o:lock v:ext="edit" aspectratio="t"/>
-            <w10:wrap type="none"/>
-            <w10:anchorlock/>
-          </v:shape>
-          <o:OLEObject Type="Embed" ProgID="Equation.DSMT4" ShapeID="_x0000_i1090" DrawAspect="Content" ObjectID="_1468075790" r:id="rId138">
-            <o:LockedField>false</o:LockedField>
-          </o:OLEObject>
-        </w:object>
-      </w:r>
-      <w:r>
-        <w:rPr>
-          <w:color w:val="000000"/>
-        </w:rPr>
-        <w:t xml:space="preserve">      B．</w:t>
-      </w:r>
-      <w:r>
-        <w:rPr>
-          <w:color w:val="000000"/>
-          <w:position w:val="-4"/>
-        </w:rPr>
-        <w:object>
-          <v:shape id="_x0000_i1091" o:spt="75" type="#_x0000_t75" style="height:12.75pt;width:21.75pt;" o:ole="t" filled="f" o:preferrelative="t" stroked="f" coordsize="21600,21600">
-            <v:path/>
-            <v:fill on="f" focussize="0,0"/>
-            <v:stroke on="f" joinstyle="miter"/>
-            <v:imagedata r:id="rId141" o:title=""/>
-            <o:lock v:ext="edit" aspectratio="t"/>
-            <w10:wrap type="none"/>
-            <w10:anchorlock/>
-          </v:shape>
-          <o:OLEObject Type="Embed" ProgID="Equation.DSMT4" ShapeID="_x0000_i1091" DrawAspect="Content" ObjectID="_1468075791" r:id="rId140">
-            <o:LockedField>false</o:LockedField>
-          </o:OLEObject>
-        </w:object>
-      </w:r>
-      <w:r>
-        <w:rPr>
-          <w:color w:val="000000"/>
-        </w:rPr>
-        <w:t xml:space="preserve">      C．</w:t>
-      </w:r>
-      <w:r>
-        <w:rPr>
-          <w:color w:val="000000"/>
-          <w:position w:val="-6"/>
-        </w:rPr>
-        <w:object>
-          <v:shape id="_x0000_i1092" o:spt="75" type="#_x0000_t75" style="height:14.25pt;width:21.75pt;" o:ole="t" filled="f" o:preferrelative="t" stroked="f" coordsize="21600,21600">
-            <v:path/>
-            <v:fill on="f" focussize="0,0"/>
-            <v:stroke on="f" joinstyle="miter"/>
-            <v:imagedata r:id="rId143" o:title=""/>
-            <o:lock v:ext="edit" aspectratio="t"/>
-            <w10:wrap type="none"/>
-            <w10:anchorlock/>
-          </v:shape>
-          <o:OLEObject Type="Embed" ProgID="Equation.DSMT4" ShapeID="_x0000_i1092" DrawAspect="Content" ObjectID="_1468075792" r:id="rId142">
-            <o:LockedField>false</o:LockedField>
-          </o:OLEObject>
-        </w:object>
-      </w:r>
-      <w:r>
-        <w:rPr>
-          <w:color w:val="000000"/>
-        </w:rPr>
-        <w:t xml:space="preserve">      D．</w:t>
-      </w:r>
-      <w:r>
-        <w:rPr>
-          <w:color w:val="000000"/>
-          <w:position w:val="-4"/>
-        </w:rPr>
-        <w:object>
           <v:shape id="_x0000_i1093" o:spt="75" type="#_x0000_t75" style="height:12.75pt;width:21.75pt;" o:ole="t" filled="f" o:preferrelative="t" stroked="f" coordsize="21600,21600">
             <v:path/>
             <v:fill on="f" focussize="0,0"/>
             <v:stroke on="f" joinstyle="miter"/>
-            <v:imagedata r:id="rId145" o:title=""/>
-            <o:lock v:ext="edit" aspectratio="t"/>
-            <w10:wrap type="none"/>
-            <w10:anchorlock/>
-          </v:shape>
-          <o:OLEObject Type="Embed" ProgID="Equation.DSMT4" ShapeID="_x0000_i1093" DrawAspect="Content" ObjectID="_1468075793" r:id="rId144">
+            <v:imagedata r:id="rId142" o:title=""/>
+            <o:lock v:ext="edit" aspectratio="t"/>
+            <w10:wrap type="none"/>
+            <w10:anchorlock/>
+          </v:shape>
+          <o:OLEObject Type="Embed" ProgID="Equation.DSMT4" ShapeID="_x0000_i1093" DrawAspect="Content" ObjectID="_1468075793" r:id="rId141">
             <o:LockedField>false</o:LockedField>
           </o:OLEObject>
         </w:object>
@@ -4089,6 +3878,25 @@
         <w:jc w:val="left"/>
         <w:textAlignment w:val="center"/>
         <w:rPr>
+          <w:rFonts w:hint="eastAsia" w:ascii="Times New Roman" w:hAnsi="Times New Roman" w:eastAsia="宋体" w:cs="Times New Roman"/>
+          <w:b/>
+          <w:color w:val="0070C0"/>
+          <w:lang w:val="en-US" w:eastAsia="zh-CN"/>
+        </w:rPr>
+      </w:pPr>
+    </w:p>
+    <w:p>
+      <w:pPr>
+        <w:shd w:val="clear" w:color="auto" w:fill="auto"/>
+        <w:tabs>
+          <w:tab w:val="left" w:pos="2078"/>
+          <w:tab w:val="left" w:pos="4156"/>
+          <w:tab w:val="left" w:pos="6234"/>
+        </w:tabs>
+        <w:spacing w:line="360" w:lineRule="auto"/>
+        <w:jc w:val="left"/>
+        <w:textAlignment w:val="center"/>
+        <w:rPr>
           <w:rFonts w:hint="default" w:ascii="Times New Roman" w:hAnsi="Times New Roman" w:eastAsia="宋体" w:cs="Times New Roman"/>
           <w:b/>
           <w:color w:val="0070C0"/>
@@ -4102,7 +3910,7 @@
           <w:color w:val="0070C0"/>
           <w:lang w:val="en-US" w:eastAsia="zh-CN"/>
         </w:rPr>
-        <w:t>例3-2024河北邢台3月份质检-可求解析式</w:t>
+        <w:t>例3</w:t>
       </w:r>
     </w:p>
     <w:p>
@@ -4136,7 +3944,7 @@
                     </pic:cNvPicPr>
                   </pic:nvPicPr>
                   <pic:blipFill>
-                    <a:blip r:embed="rId146"/>
+                    <a:blip r:embed="rId143"/>
                     <a:srcRect b="68931"/>
                     <a:stretch>
                       <a:fillRect/>
@@ -4189,7 +3997,7 @@
                     </pic:cNvPicPr>
                   </pic:nvPicPr>
                   <pic:blipFill>
-                    <a:blip r:embed="rId146"/>
+                    <a:blip r:embed="rId143"/>
                     <a:srcRect t="30797" r="19236" b="35236"/>
                     <a:stretch>
                       <a:fillRect/>
@@ -4229,7 +4037,7 @@
                     </pic:cNvPicPr>
                   </pic:nvPicPr>
                   <pic:blipFill>
-                    <a:blip r:embed="rId146"/>
+                    <a:blip r:embed="rId143"/>
                     <a:srcRect t="61096"/>
                     <a:stretch>
                       <a:fillRect/>
@@ -4270,7 +4078,7 @@
           <w:color w:val="0070C0"/>
           <w:lang w:val="en-US" w:eastAsia="zh-CN"/>
         </w:rPr>
-        <w:t>例4-24江西九江二模</w:t>
+        <w:t>例4</w:t>
       </w:r>
     </w:p>
     <w:p>
@@ -4310,7 +4118,7 @@
                     </pic:cNvPicPr>
                   </pic:nvPicPr>
                   <pic:blipFill>
-                    <a:blip r:embed="rId147"/>
+                    <a:blip r:embed="rId144"/>
                     <a:stretch>
                       <a:fillRect/>
                     </a:stretch>
@@ -4337,55 +4145,43 @@
         <w:spacing w:line="360" w:lineRule="auto"/>
         <w:jc w:val="left"/>
         <w:textAlignment w:val="center"/>
+      </w:pPr>
+      <w:r>
         <w:rPr>
           <w:rFonts w:hint="eastAsia" w:ascii="Times New Roman" w:hAnsi="Times New Roman" w:eastAsia="宋体" w:cs="Times New Roman"/>
           <w:b/>
           <w:color w:val="0070C0"/>
           <w:lang w:val="en-US" w:eastAsia="zh-CN"/>
         </w:rPr>
-      </w:pPr>
-      <w:r>
-        <w:rPr>
-          <w:rFonts w:hint="eastAsia" w:ascii="Times New Roman" w:hAnsi="Times New Roman" w:eastAsia="宋体" w:cs="Times New Roman"/>
+        <w:t>练习1</w:t>
+      </w:r>
+      <w:bookmarkStart w:id="0" w:name="_GoBack"/>
+      <w:bookmarkEnd w:id="0"/>
+      <w:r>
+        <w:t>已知函数</w:t>
+      </w:r>
+      <w:r>
+        <w:object>
+          <v:shape id="_x0000_i1094" o:spt="75" alt="eqId4fe7d5809da02c15a43a0e9a898b9086" type="#_x0000_t75" style="height:12.8pt;width:21.1pt;" o:ole="t" filled="f" o:preferrelative="t" stroked="f" coordsize="21600,21600">
+            <v:path/>
+            <v:fill on="f" focussize="0,0"/>
+            <v:stroke on="f" joinstyle="miter"/>
+            <v:imagedata r:id="rId146" o:title="eqId4fe7d5809da02c15a43a0e9a898b9086"/>
+            <o:lock v:ext="edit" aspectratio="t"/>
+            <w10:wrap type="none"/>
+            <w10:anchorlock/>
+          </v:shape>
+          <o:OLEObject Type="Embed" ProgID="Equation.DSMT4" ShapeID="_x0000_i1094" DrawAspect="Content" ObjectID="_1468075794" r:id="rId145">
+            <o:LockedField>false</o:LockedField>
+          </o:OLEObject>
+        </w:object>
+      </w:r>
+      <w:r>
+        <w:t>的定义域为</w:t>
+      </w:r>
+      <w:r>
+        <w:rPr>
           <w:b/>
-          <w:color w:val="0070C0"/>
-          <w:lang w:val="en-US" w:eastAsia="zh-CN"/>
-        </w:rPr>
-        <w:t>练习-22全国统考高考真题</w:t>
-      </w:r>
-    </w:p>
-    <w:p>
-      <w:pPr>
-        <w:shd w:val="clear" w:color="auto" w:fill="auto"/>
-        <w:spacing w:line="360" w:lineRule="auto"/>
-        <w:jc w:val="left"/>
-        <w:textAlignment w:val="center"/>
-      </w:pPr>
-      <w:r>
-        <w:t>已知函数</w:t>
-      </w:r>
-      <w:r>
-        <w:object>
-          <v:shape id="_x0000_i1094" o:spt="75" alt="eqId4fe7d5809da02c15a43a0e9a898b9086" type="#_x0000_t75" style="height:12.8pt;width:21.1pt;" o:ole="t" filled="f" o:preferrelative="t" stroked="f" coordsize="21600,21600">
-            <v:path/>
-            <v:fill on="f" focussize="0,0"/>
-            <v:stroke on="f" joinstyle="miter"/>
-            <v:imagedata r:id="rId149" o:title="eqId4fe7d5809da02c15a43a0e9a898b9086"/>
-            <o:lock v:ext="edit" aspectratio="t"/>
-            <w10:wrap type="none"/>
-            <w10:anchorlock/>
-          </v:shape>
-          <o:OLEObject Type="Embed" ProgID="Equation.DSMT4" ShapeID="_x0000_i1094" DrawAspect="Content" ObjectID="_1468075794" r:id="rId148">
-            <o:LockedField>false</o:LockedField>
-          </o:OLEObject>
-        </w:object>
-      </w:r>
-      <w:r>
-        <w:t>的定义域为</w:t>
-      </w:r>
-      <w:r>
-        <w:rPr>
-          <w:b/>
         </w:rPr>
         <w:t>R</w:t>
       </w:r>
@@ -4398,12 +4194,12 @@
             <v:path/>
             <v:fill on="f" focussize="0,0"/>
             <v:stroke on="f" joinstyle="miter"/>
-            <v:imagedata r:id="rId151" o:title="eqId03e78ac1adb7418ff683a25d964d651f"/>
-            <o:lock v:ext="edit" aspectratio="t"/>
-            <w10:wrap type="none"/>
-            <w10:anchorlock/>
-          </v:shape>
-          <o:OLEObject Type="Embed" ProgID="Equation.DSMT4" ShapeID="_x0000_i1095" DrawAspect="Content" ObjectID="_1468075795" r:id="rId150">
+            <v:imagedata r:id="rId148" o:title="eqId03e78ac1adb7418ff683a25d964d651f"/>
+            <o:lock v:ext="edit" aspectratio="t"/>
+            <w10:wrap type="none"/>
+            <w10:anchorlock/>
+          </v:shape>
+          <o:OLEObject Type="Embed" ProgID="Equation.DSMT4" ShapeID="_x0000_i1095" DrawAspect="Content" ObjectID="_1468075795" r:id="rId147">
             <o:LockedField>false</o:LockedField>
           </o:OLEObject>
         </w:object>
@@ -4417,12 +4213,12 @@
             <v:path/>
             <v:fill on="f" focussize="0,0"/>
             <v:stroke on="f" joinstyle="miter"/>
-            <v:imagedata r:id="rId153" o:title="eqId96d705846d9e72523e36077915259b2f"/>
-            <o:lock v:ext="edit" aspectratio="t"/>
-            <w10:wrap type="none"/>
-            <w10:anchorlock/>
-          </v:shape>
-          <o:OLEObject Type="Embed" ProgID="Equation.DSMT4" ShapeID="_x0000_i1096" DrawAspect="Content" ObjectID="_1468075796" r:id="rId152">
+            <v:imagedata r:id="rId150" o:title="eqId96d705846d9e72523e36077915259b2f"/>
+            <o:lock v:ext="edit" aspectratio="t"/>
+            <w10:wrap type="none"/>
+            <w10:anchorlock/>
+          </v:shape>
+          <o:OLEObject Type="Embed" ProgID="Equation.DSMT4" ShapeID="_x0000_i1096" DrawAspect="Content" ObjectID="_1468075796" r:id="rId149">
             <o:LockedField>false</o:LockedField>
           </o:OLEObject>
         </w:object>
@@ -4465,12 +4261,12 @@
             <v:path/>
             <v:fill on="f" focussize="0,0"/>
             <v:stroke on="f" joinstyle="miter"/>
-            <v:imagedata r:id="rId155" o:title="eqId81fb134b2b48acc99213fff6ccfee65f"/>
-            <o:lock v:ext="edit" aspectratio="t"/>
-            <w10:wrap type="none"/>
-            <w10:anchorlock/>
-          </v:shape>
-          <o:OLEObject Type="Embed" ProgID="Equation.DSMT4" ShapeID="_x0000_i1097" DrawAspect="Content" ObjectID="_1468075797" r:id="rId154">
+            <v:imagedata r:id="rId152" o:title="eqId81fb134b2b48acc99213fff6ccfee65f"/>
+            <o:lock v:ext="edit" aspectratio="t"/>
+            <w10:wrap type="none"/>
+            <w10:anchorlock/>
+          </v:shape>
+          <o:OLEObject Type="Embed" ProgID="Equation.DSMT4" ShapeID="_x0000_i1097" DrawAspect="Content" ObjectID="_1468075797" r:id="rId151">
             <o:LockedField>false</o:LockedField>
           </o:OLEObject>
         </w:object>
@@ -4487,12 +4283,12 @@
             <v:path/>
             <v:fill on="f" focussize="0,0"/>
             <v:stroke on="f" joinstyle="miter"/>
-            <v:imagedata r:id="rId157" o:title="eqId274a9dc37509f01c2606fb3086a46f4f"/>
-            <o:lock v:ext="edit" aspectratio="t"/>
-            <w10:wrap type="none"/>
-            <w10:anchorlock/>
-          </v:shape>
-          <o:OLEObject Type="Embed" ProgID="Equation.DSMT4" ShapeID="_x0000_i1098" DrawAspect="Content" ObjectID="_1468075798" r:id="rId156">
+            <v:imagedata r:id="rId154" o:title="eqId274a9dc37509f01c2606fb3086a46f4f"/>
+            <o:lock v:ext="edit" aspectratio="t"/>
+            <w10:wrap type="none"/>
+            <w10:anchorlock/>
+          </v:shape>
+          <o:OLEObject Type="Embed" ProgID="Equation.DSMT4" ShapeID="_x0000_i1098" DrawAspect="Content" ObjectID="_1468075798" r:id="rId153">
             <o:LockedField>false</o:LockedField>
           </o:OLEObject>
         </w:object>
@@ -4529,36 +4325,23 @@
         <w:jc w:val="left"/>
         <w:textAlignment w:val="center"/>
         <w:rPr>
+          <w:color w:val="000000"/>
+        </w:rPr>
+      </w:pPr>
+      <w:r>
+        <w:rPr>
           <w:rFonts w:hint="eastAsia" w:ascii="Times New Roman" w:hAnsi="Times New Roman" w:eastAsia="宋体" w:cs="Times New Roman"/>
           <w:b/>
           <w:color w:val="0070C0"/>
           <w:lang w:val="en-US" w:eastAsia="zh-CN"/>
         </w:rPr>
-      </w:pPr>
-      <w:r>
-        <w:rPr>
-          <w:rFonts w:hint="eastAsia" w:ascii="Times New Roman" w:hAnsi="Times New Roman" w:eastAsia="宋体" w:cs="Times New Roman"/>
-          <w:b/>
-          <w:color w:val="0070C0"/>
-          <w:lang w:val="en-US" w:eastAsia="zh-CN"/>
-        </w:rPr>
-        <w:t>练习2-23新高考1卷</w:t>
-      </w:r>
-    </w:p>
-    <w:p>
-      <w:pPr>
-        <w:spacing w:line="360" w:lineRule="auto"/>
-        <w:jc w:val="both"/>
-        <w:textAlignment w:val="center"/>
-        <w:rPr>
-          <w:color w:val="000000"/>
-        </w:rPr>
-      </w:pPr>
-      <w:r>
-        <w:rPr>
-          <w:color w:val="000000"/>
-        </w:rPr>
-        <w:t xml:space="preserve">11. </w:t>
+        <w:t>练习2</w:t>
+      </w:r>
+      <w:r>
+        <w:rPr>
+          <w:color w:val="000000"/>
+        </w:rPr>
+        <w:t xml:space="preserve"> </w:t>
       </w:r>
       <w:r>
         <w:rPr>
@@ -4578,7 +4361,7 @@
             <w10:wrap type="none"/>
             <w10:anchorlock/>
           </v:shape>
-          <o:OLEObject Type="Embed" ProgID="Equation.DSMT4" ShapeID="_x0000_i1099" DrawAspect="Content" ObjectID="_1468075799" r:id="rId158">
+          <o:OLEObject Type="Embed" ProgID="Equation.DSMT4" ShapeID="_x0000_i1099" DrawAspect="Content" ObjectID="_1468075799" r:id="rId155">
             <o:LockedField>false</o:LockedField>
           </o:OLEObject>
         </w:object>
@@ -4596,12 +4379,12 @@
             <v:path/>
             <v:fill on="f" focussize="0,0"/>
             <v:stroke on="f" joinstyle="miter"/>
-            <v:imagedata r:id="rId160" o:title="eqIda43b2faa4f81f32d94612dce724e772b"/>
-            <o:lock v:ext="edit" aspectratio="t"/>
-            <w10:wrap type="none"/>
-            <w10:anchorlock/>
-          </v:shape>
-          <o:OLEObject Type="Embed" ProgID="Equation.DSMT4" ShapeID="_x0000_i1100" DrawAspect="Content" ObjectID="_1468075800" r:id="rId159">
+            <v:imagedata r:id="rId157" o:title="eqIda43b2faa4f81f32d94612dce724e772b"/>
+            <o:lock v:ext="edit" aspectratio="t"/>
+            <w10:wrap type="none"/>
+            <w10:anchorlock/>
+          </v:shape>
+          <o:OLEObject Type="Embed" ProgID="Equation.DSMT4" ShapeID="_x0000_i1100" DrawAspect="Content" ObjectID="_1468075800" r:id="rId156">
             <o:LockedField>false</o:LockedField>
           </o:OLEObject>
         </w:object>
@@ -4619,12 +4402,12 @@
             <v:path/>
             <v:fill on="f" focussize="0,0"/>
             <v:stroke on="f" joinstyle="miter"/>
-            <v:imagedata r:id="rId162" o:title="eqIdb29fc7dd4f47130e721ed34462cc677b"/>
-            <o:lock v:ext="edit" aspectratio="t"/>
-            <w10:wrap type="none"/>
-            <w10:anchorlock/>
-          </v:shape>
-          <o:OLEObject Type="Embed" ProgID="Equation.DSMT4" ShapeID="_x0000_i1101" DrawAspect="Content" ObjectID="_1468075801" r:id="rId161">
+            <v:imagedata r:id="rId159" o:title="eqIdb29fc7dd4f47130e721ed34462cc677b"/>
+            <o:lock v:ext="edit" aspectratio="t"/>
+            <w10:wrap type="none"/>
+            <w10:anchorlock/>
+          </v:shape>
+          <o:OLEObject Type="Embed" ProgID="Equation.DSMT4" ShapeID="_x0000_i1101" DrawAspect="Content" ObjectID="_1468075801" r:id="rId158">
             <o:LockedField>false</o:LockedField>
           </o:OLEObject>
         </w:object>
@@ -4675,12 +4458,12 @@
             <v:path/>
             <v:fill on="f" focussize="0,0"/>
             <v:stroke on="f" joinstyle="miter"/>
-            <v:imagedata r:id="rId164" o:title="eqId01bea8bf593f594c51fc7cc547482bee"/>
-            <o:lock v:ext="edit" aspectratio="t"/>
-            <w10:wrap type="none"/>
-            <w10:anchorlock/>
-          </v:shape>
-          <o:OLEObject Type="Embed" ProgID="Equation.DSMT4" ShapeID="_x0000_i1102" DrawAspect="Content" ObjectID="_1468075802" r:id="rId163">
+            <v:imagedata r:id="rId161" o:title="eqId01bea8bf593f594c51fc7cc547482bee"/>
+            <o:lock v:ext="edit" aspectratio="t"/>
+            <w10:wrap type="none"/>
+            <w10:anchorlock/>
+          </v:shape>
+          <o:OLEObject Type="Embed" ProgID="Equation.DSMT4" ShapeID="_x0000_i1102" DrawAspect="Content" ObjectID="_1468075802" r:id="rId160">
             <o:LockedField>false</o:LockedField>
           </o:OLEObject>
         </w:object>
@@ -4703,12 +4486,12 @@
             <v:path/>
             <v:fill on="f" focussize="0,0"/>
             <v:stroke on="f" joinstyle="miter"/>
-            <v:imagedata r:id="rId166" o:title="eqId3471484b64504fc545398f52be830010"/>
-            <o:lock v:ext="edit" aspectratio="t"/>
-            <w10:wrap type="none"/>
-            <w10:anchorlock/>
-          </v:shape>
-          <o:OLEObject Type="Embed" ProgID="Equation.DSMT4" ShapeID="_x0000_i1103" DrawAspect="Content" ObjectID="_1468075803" r:id="rId165">
+            <v:imagedata r:id="rId163" o:title="eqId3471484b64504fc545398f52be830010"/>
+            <o:lock v:ext="edit" aspectratio="t"/>
+            <w10:wrap type="none"/>
+            <w10:anchorlock/>
+          </v:shape>
+          <o:OLEObject Type="Embed" ProgID="Equation.DSMT4" ShapeID="_x0000_i1103" DrawAspect="Content" ObjectID="_1468075803" r:id="rId162">
             <o:LockedField>false</o:LockedField>
           </o:OLEObject>
         </w:object>
@@ -4743,7 +4526,7 @@
             <w10:wrap type="none"/>
             <w10:anchorlock/>
           </v:shape>
-          <o:OLEObject Type="Embed" ProgID="Equation.DSMT4" ShapeID="_x0000_i1104" DrawAspect="Content" ObjectID="_1468075804" r:id="rId167">
+          <o:OLEObject Type="Embed" ProgID="Equation.DSMT4" ShapeID="_x0000_i1104" DrawAspect="Content" ObjectID="_1468075804" r:id="rId164">
             <o:LockedField>false</o:LockedField>
           </o:OLEObject>
         </w:object>
@@ -4773,12 +4556,12 @@
             <v:path/>
             <v:fill on="f" focussize="0,0"/>
             <v:stroke on="f" joinstyle="miter"/>
-            <v:imagedata r:id="rId169" o:title="eqIdbb45f673c56a289ea78831c9237e8d20"/>
-            <o:lock v:ext="edit" aspectratio="t"/>
-            <w10:wrap type="none"/>
-            <w10:anchorlock/>
-          </v:shape>
-          <o:OLEObject Type="Embed" ProgID="Equation.DSMT4" ShapeID="_x0000_i1105" DrawAspect="Content" ObjectID="_1468075805" r:id="rId168">
+            <v:imagedata r:id="rId166" o:title="eqIdbb45f673c56a289ea78831c9237e8d20"/>
+            <o:lock v:ext="edit" aspectratio="t"/>
+            <w10:wrap type="none"/>
+            <w10:anchorlock/>
+          </v:shape>
+          <o:OLEObject Type="Embed" ProgID="Equation.DSMT4" ShapeID="_x0000_i1105" DrawAspect="Content" ObjectID="_1468075805" r:id="rId165">
             <o:LockedField>false</o:LockedField>
           </o:OLEObject>
         </w:object>
@@ -4801,7 +4584,7 @@
             <w10:wrap type="none"/>
             <w10:anchorlock/>
           </v:shape>
-          <o:OLEObject Type="Embed" ProgID="Equation.DSMT4" ShapeID="_x0000_i1106" DrawAspect="Content" ObjectID="_1468075806" r:id="rId170">
+          <o:OLEObject Type="Embed" ProgID="Equation.DSMT4" ShapeID="_x0000_i1106" DrawAspect="Content" ObjectID="_1468075806" r:id="rId167">
             <o:LockedField>false</o:LockedField>
           </o:OLEObject>
         </w:object>
@@ -4943,7 +4726,7 @@
         </mc:Choice>
         <mc:Fallback>
           <w:pict>
-            <v:shape id="_x0000_s1026" o:spid="_x0000_s1026" o:spt="202" type="#_x0000_t202" style="position:absolute;left:0pt;margin-top:0pt;height:144pt;width:144pt;mso-position-horizontal:center;mso-position-horizontal-relative:margin;mso-wrap-style:none;z-index:251663360;mso-width-relative:page;mso-height-relative:page;" filled="f" stroked="f" coordsize="21600,21600" o:gfxdata="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">
+            <v:shape id="_x0000_s1026" o:spid="_x0000_s1026" o:spt="202" type="#_x0000_t202" style="position:absolute;left:0pt;margin-top:0pt;height:144pt;width:144pt;mso-position-horizontal:center;mso-position-horizontal-relative:margin;mso-wrap-style:none;z-index:251663360;mso-width-relative:page;mso-height-relative:page;" filled="f" stroked="f" coordsize="21600,21600" o:gfxdata="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">
               <v:fill on="f" focussize="0,0"/>
               <v:stroke on="f" weight="0.5pt"/>
               <v:imagedata o:title=""/>
@@ -5979,9 +5762,7 @@
 
 <file path=customXml/item1.xml><?xml version="1.0" encoding="utf-8"?>
 <s:customData xmlns="http://www.wps.cn/officeDocument/2013/wpsCustomData" xmlns:s="http://www.wps.cn/officeDocument/2013/wpsCustomData">
-  <customSectProps>
-    <customSectPr/>
-  </customSectProps>
+  <customSectProps/>
   <customShpExts>
     <customShpInfo spid="_x0000_s2049"/>
     <customShpInfo spid="_x0000_s1026" textRotate="1"/>
